--- a/26秋7年级讲义/【26秋】7年级讲义（第13-15讲）.docx
+++ b/26秋7年级讲义/【26秋】7年级讲义（第13-15讲）.docx
@@ -2122,6 +2122,77 @@
         </w:rPr>
         <w:t>________________________________________________________</w:t>
       </w:r>
+    </w:p>
+    <w:tbl>
+      <w:tblPr>
+        <w:tblW w:type="auto" w:w="0"/>
+        <w:tblBorders>
+          <w:top w:val="single" w:sz="12" w:space="0" w:color="F6B35C"/>
+          <w:left w:val="single" w:sz="12" w:space="0" w:color="F6B35C"/>
+          <w:bottom w:val="single" w:sz="12" w:space="0" w:color="F6B35C"/>
+          <w:right w:val="single" w:sz="12" w:space="0" w:color="F6B35C"/>
+          <w:insideH w:val="single" w:sz="12" w:space="0" w:color="F6B35C"/>
+          <w:insideV w:val="single" w:sz="12" w:space="0" w:color="F6B35C"/>
+        </w:tblBorders>
+        <w:tblLayout w:type="fixed"/>
+        <w:tblLook w:firstColumn="1" w:firstRow="1" w:lastColumn="0" w:lastRow="0" w:noHBand="0" w:noVBand="1" w:val="04A0"/>
+      </w:tblPr>
+      <w:tblGrid>
+        <w:gridCol w:w="9412"/>
+      </w:tblGrid>
+      <w:tr>
+        <w:tc>
+          <w:tcPr>
+            <w:tcW w:type="dxa" w:w="9411"/>
+            <w:shd w:val="clear" w:color="auto" w:fill="FFF3E2"/>
+          </w:tcPr>
+          <w:p>
+            <w:pPr>
+              <w:spacing w:after="40"/>
+            </w:pPr>
+            <w:r>
+              <w:rPr>
+                <w:rFonts w:ascii="Calibri" w:hAnsi="Calibri" w:eastAsia="微软雅黑"/>
+                <w:b/>
+                <w:i w:val="0"/>
+                <w:color w:val="F08A24"/>
+                <w:sz w:val="22"/>
+              </w:rPr>
+              <w:t xml:space="preserve">💡 </w:t>
+            </w:r>
+            <w:r>
+              <w:rPr>
+                <w:rFonts w:ascii="Calibri" w:hAnsi="Calibri" w:eastAsia="微软雅黑"/>
+                <w:b/>
+                <w:i w:val="0"/>
+                <w:color w:val="F08A24"/>
+                <w:sz w:val="22"/>
+              </w:rPr>
+              <w:t>🎧 听力录音原文（Tapescript）</w:t>
+            </w:r>
+          </w:p>
+          <w:p>
+            <w:pPr>
+              <w:spacing w:after="40" w:line="300" w:lineRule="auto"/>
+            </w:pPr>
+            <w:r>
+              <w:rPr>
+                <w:rFonts w:ascii="Calibri" w:hAnsi="Calibri" w:eastAsia="微软雅黑"/>
+                <w:b w:val="0"/>
+                <w:i w:val="0"/>
+                <w:color w:val="222222"/>
+                <w:sz w:val="19"/>
+              </w:rPr>
+              <w:t>Hello, everyone. Today I want to tell you about my favourite festival, the Mid-Autumn Festival. It usually comes in September or October. On that day, the moon is round and bright. Family members try their best to come back home and get together. We have a big dinner and eat mooncakes. We also enjoy the full moon in the open air. I feel very happy because my whole family is together. Thank you.</w:t>
+            </w:r>
+          </w:p>
+        </w:tc>
+      </w:tr>
+    </w:tbl>
+    <w:p>
+      <w:pPr>
+        <w:spacing w:before="0" w:after="40" w:line="312" w:lineRule="auto"/>
+      </w:pPr>
     </w:p>
     <w:tbl>
       <w:tblPr>
@@ -6916,6 +6987,137 @@
         </w:rPr>
         <w:t>________________________________________________________</w:t>
       </w:r>
+    </w:p>
+    <w:tbl>
+      <w:tblPr>
+        <w:tblW w:type="auto" w:w="0"/>
+        <w:tblBorders>
+          <w:top w:val="single" w:sz="12" w:space="0" w:color="F6B35C"/>
+          <w:left w:val="single" w:sz="12" w:space="0" w:color="F6B35C"/>
+          <w:bottom w:val="single" w:sz="12" w:space="0" w:color="F6B35C"/>
+          <w:right w:val="single" w:sz="12" w:space="0" w:color="F6B35C"/>
+          <w:insideH w:val="single" w:sz="12" w:space="0" w:color="F6B35C"/>
+          <w:insideV w:val="single" w:sz="12" w:space="0" w:color="F6B35C"/>
+        </w:tblBorders>
+        <w:tblLayout w:type="fixed"/>
+        <w:tblLook w:firstColumn="1" w:firstRow="1" w:lastColumn="0" w:lastRow="0" w:noHBand="0" w:noVBand="1" w:val="04A0"/>
+      </w:tblPr>
+      <w:tblGrid>
+        <w:gridCol w:w="9412"/>
+      </w:tblGrid>
+      <w:tr>
+        <w:tc>
+          <w:tcPr>
+            <w:tcW w:type="dxa" w:w="9411"/>
+            <w:shd w:val="clear" w:color="auto" w:fill="FFF3E2"/>
+          </w:tcPr>
+          <w:p>
+            <w:pPr>
+              <w:spacing w:after="40"/>
+            </w:pPr>
+            <w:r>
+              <w:rPr>
+                <w:rFonts w:ascii="Calibri" w:hAnsi="Calibri" w:eastAsia="微软雅黑"/>
+                <w:b/>
+                <w:i w:val="0"/>
+                <w:color w:val="F08A24"/>
+                <w:sz w:val="22"/>
+              </w:rPr>
+              <w:t xml:space="preserve">💡 </w:t>
+            </w:r>
+            <w:r>
+              <w:rPr>
+                <w:rFonts w:ascii="Calibri" w:hAnsi="Calibri" w:eastAsia="微软雅黑"/>
+                <w:b/>
+                <w:i w:val="0"/>
+                <w:color w:val="F08A24"/>
+                <w:sz w:val="22"/>
+              </w:rPr>
+              <w:t>🎧 听力录音原文（Tapescript）</w:t>
+            </w:r>
+          </w:p>
+          <w:p>
+            <w:pPr>
+              <w:spacing w:after="40" w:line="300" w:lineRule="auto"/>
+            </w:pPr>
+            <w:r>
+              <w:rPr>
+                <w:rFonts w:ascii="Calibri" w:hAnsi="Calibri" w:eastAsia="微软雅黑"/>
+                <w:b w:val="0"/>
+                <w:i w:val="0"/>
+                <w:color w:val="222222"/>
+                <w:sz w:val="19"/>
+              </w:rPr>
+              <w:t>1. W: Be quiet, please! The exam is starting.  M: Sorry, Miss Li.</w:t>
+            </w:r>
+          </w:p>
+          <w:p>
+            <w:pPr>
+              <w:spacing w:after="40" w:line="300" w:lineRule="auto"/>
+            </w:pPr>
+            <w:r>
+              <w:rPr>
+                <w:rFonts w:ascii="Calibri" w:hAnsi="Calibri" w:eastAsia="微软雅黑"/>
+                <w:b w:val="0"/>
+                <w:i w:val="0"/>
+                <w:color w:val="222222"/>
+                <w:sz w:val="19"/>
+              </w:rPr>
+              <w:t>2. W: Don't be late for school again, Tom!  M: OK, Mum. I'll get up earlier.</w:t>
+            </w:r>
+          </w:p>
+          <w:p>
+            <w:pPr>
+              <w:spacing w:after="40" w:line="300" w:lineRule="auto"/>
+            </w:pPr>
+            <w:r>
+              <w:rPr>
+                <w:rFonts w:ascii="Calibri" w:hAnsi="Calibri" w:eastAsia="微软雅黑"/>
+                <w:b w:val="0"/>
+                <w:i w:val="0"/>
+                <w:color w:val="222222"/>
+                <w:sz w:val="19"/>
+              </w:rPr>
+              <w:t>3. M: How can I learn English well?  W: Develop a good habit of reading every day.</w:t>
+            </w:r>
+          </w:p>
+          <w:p>
+            <w:pPr>
+              <w:spacing w:after="40" w:line="300" w:lineRule="auto"/>
+            </w:pPr>
+            <w:r>
+              <w:rPr>
+                <w:rFonts w:ascii="Calibri" w:hAnsi="Calibri" w:eastAsia="微软雅黑"/>
+                <w:b w:val="0"/>
+                <w:i w:val="0"/>
+                <w:color w:val="222222"/>
+                <w:sz w:val="19"/>
+              </w:rPr>
+              <w:t>4. W: What should I do to improve my English in class?  M: Listen carefully and take notes.</w:t>
+            </w:r>
+          </w:p>
+          <w:p>
+            <w:pPr>
+              <w:spacing w:after="40" w:line="300" w:lineRule="auto"/>
+            </w:pPr>
+            <w:r>
+              <w:rPr>
+                <w:rFonts w:ascii="Calibri" w:hAnsi="Calibri" w:eastAsia="微软雅黑"/>
+                <w:b w:val="0"/>
+                <w:i w:val="0"/>
+                <w:color w:val="222222"/>
+                <w:sz w:val="19"/>
+              </w:rPr>
+              <w:t>5. W: I have so much homework. I don't know where to start.  M: Make a plan and use your time well.</w:t>
+            </w:r>
+          </w:p>
+        </w:tc>
+      </w:tr>
+    </w:tbl>
+    <w:p>
+      <w:pPr>
+        <w:spacing w:before="0" w:after="40" w:line="312" w:lineRule="auto"/>
+      </w:pPr>
     </w:p>
     <w:tbl>
       <w:tblPr>
@@ -12627,6 +12829,137 @@
         </w:rPr>
         <w:t>________________________________________________________</w:t>
       </w:r>
+    </w:p>
+    <w:tbl>
+      <w:tblPr>
+        <w:tblW w:type="auto" w:w="0"/>
+        <w:tblBorders>
+          <w:top w:val="single" w:sz="12" w:space="0" w:color="F6B35C"/>
+          <w:left w:val="single" w:sz="12" w:space="0" w:color="F6B35C"/>
+          <w:bottom w:val="single" w:sz="12" w:space="0" w:color="F6B35C"/>
+          <w:right w:val="single" w:sz="12" w:space="0" w:color="F6B35C"/>
+          <w:insideH w:val="single" w:sz="12" w:space="0" w:color="F6B35C"/>
+          <w:insideV w:val="single" w:sz="12" w:space="0" w:color="F6B35C"/>
+        </w:tblBorders>
+        <w:tblLayout w:type="fixed"/>
+        <w:tblLook w:firstColumn="1" w:firstRow="1" w:lastColumn="0" w:lastRow="0" w:noHBand="0" w:noVBand="1" w:val="04A0"/>
+      </w:tblPr>
+      <w:tblGrid>
+        <w:gridCol w:w="9412"/>
+      </w:tblGrid>
+      <w:tr>
+        <w:tc>
+          <w:tcPr>
+            <w:tcW w:type="dxa" w:w="9411"/>
+            <w:shd w:val="clear" w:color="auto" w:fill="FFF3E2"/>
+          </w:tcPr>
+          <w:p>
+            <w:pPr>
+              <w:spacing w:after="40"/>
+            </w:pPr>
+            <w:r>
+              <w:rPr>
+                <w:rFonts w:ascii="Calibri" w:hAnsi="Calibri" w:eastAsia="微软雅黑"/>
+                <w:b/>
+                <w:i w:val="0"/>
+                <w:color w:val="F08A24"/>
+                <w:sz w:val="22"/>
+              </w:rPr>
+              <w:t xml:space="preserve">💡 </w:t>
+            </w:r>
+            <w:r>
+              <w:rPr>
+                <w:rFonts w:ascii="Calibri" w:hAnsi="Calibri" w:eastAsia="微软雅黑"/>
+                <w:b/>
+                <w:i w:val="0"/>
+                <w:color w:val="F08A24"/>
+                <w:sz w:val="22"/>
+              </w:rPr>
+              <w:t>🎧 听力录音原文（Tapescript）</w:t>
+            </w:r>
+          </w:p>
+          <w:p>
+            <w:pPr>
+              <w:spacing w:after="40" w:line="300" w:lineRule="auto"/>
+            </w:pPr>
+            <w:r>
+              <w:rPr>
+                <w:rFonts w:ascii="Calibri" w:hAnsi="Calibri" w:eastAsia="微软雅黑"/>
+                <w:b w:val="0"/>
+                <w:i w:val="0"/>
+                <w:color w:val="222222"/>
+                <w:sz w:val="19"/>
+              </w:rPr>
+              <w:t>1. W: What do you do at the weekend, Mike?  M: I usually visit my grandparents with my parents.</w:t>
+            </w:r>
+          </w:p>
+          <w:p>
+            <w:pPr>
+              <w:spacing w:after="40" w:line="300" w:lineRule="auto"/>
+            </w:pPr>
+            <w:r>
+              <w:rPr>
+                <w:rFonts w:ascii="Calibri" w:hAnsi="Calibri" w:eastAsia="微软雅黑"/>
+                <w:b w:val="0"/>
+                <w:i w:val="0"/>
+                <w:color w:val="222222"/>
+                <w:sz w:val="19"/>
+              </w:rPr>
+              <w:t>2. M: How often do you play basketball, Lily?  W: Twice a week, on Wednesday and Saturday.</w:t>
+            </w:r>
+          </w:p>
+          <w:p>
+            <w:pPr>
+              <w:spacing w:after="40" w:line="300" w:lineRule="auto"/>
+            </w:pPr>
+            <w:r>
+              <w:rPr>
+                <w:rFonts w:ascii="Calibri" w:hAnsi="Calibri" w:eastAsia="微软雅黑"/>
+                <w:b w:val="0"/>
+                <w:i w:val="0"/>
+                <w:color w:val="222222"/>
+                <w:sz w:val="19"/>
+              </w:rPr>
+              <w:t>3. W: Where do you have lunch on Sunday?  M: We have lunch at home. My mother cooks for us.</w:t>
+            </w:r>
+          </w:p>
+          <w:p>
+            <w:pPr>
+              <w:spacing w:after="40" w:line="300" w:lineRule="auto"/>
+            </w:pPr>
+            <w:r>
+              <w:rPr>
+                <w:rFonts w:ascii="Calibri" w:hAnsi="Calibri" w:eastAsia="微软雅黑"/>
+                <w:b w:val="0"/>
+                <w:i w:val="0"/>
+                <w:color w:val="222222"/>
+                <w:sz w:val="19"/>
+              </w:rPr>
+              <w:t>4. M: How much is the ticket to the museum?  W: It's twenty yuan.</w:t>
+            </w:r>
+          </w:p>
+          <w:p>
+            <w:pPr>
+              <w:spacing w:after="40" w:line="300" w:lineRule="auto"/>
+            </w:pPr>
+            <w:r>
+              <w:rPr>
+                <w:rFonts w:ascii="Calibri" w:hAnsi="Calibri" w:eastAsia="微软雅黑"/>
+                <w:b w:val="0"/>
+                <w:i w:val="0"/>
+                <w:color w:val="222222"/>
+                <w:sz w:val="19"/>
+              </w:rPr>
+              <w:t>5. W: Why do you like the weekend so much?  M: Because I can relax and do the things I like.</w:t>
+            </w:r>
+          </w:p>
+        </w:tc>
+      </w:tr>
+    </w:tbl>
+    <w:p>
+      <w:pPr>
+        <w:spacing w:before="0" w:after="40" w:line="312" w:lineRule="auto"/>
+      </w:pPr>
     </w:p>
     <w:tbl>
       <w:tblPr>
